--- a/public/templates/sample-loi.docx
+++ b/public/templates/sample-loi.docx
@@ -156,7 +156,7 @@
           </w:tcPr>
           <w:p>
             <w:r>
-              <w:t xml:space="preserve">Dollar Tree Stores, Inc., a VA corporation</w:t>
+              <w:t xml:space="preserve">Tenant Corp, Inc., a VA corporation</w:t>
             </w:r>
           </w:p>
         </w:tc>
@@ -400,7 +400,7 @@
     </w:p>
     <w:p>
       <w:r>
-        <w:t xml:space="preserve">Dollar Tree Stores, Inc.</w:t>
+        <w:t xml:space="preserve">Tenant Corp, Inc.</w:t>
       </w:r>
     </w:p>
     <w:sectPr>
